--- a/Electronic Design/KiCAD/0Documentation/KiCad PCB Schematics Portfolio.docx
+++ b/Electronic Design/KiCAD/0Documentation/KiCad PCB Schematics Portfolio.docx
@@ -89,6 +89,12 @@
             <w:insideH w:val="none" w:color="auto" w:sz="0" w:space="0"/>
             <w:insideV w:val="none" w:color="auto" w:sz="0" w:space="0"/>
           </w:tblBorders>
+          <w:tblCellMar>
+            <w:top w:w="0" w:type="dxa"/>
+            <w:left w:w="108" w:type="dxa"/>
+            <w:bottom w:w="0" w:type="dxa"/>
+            <w:right w:w="108" w:type="dxa"/>
+          </w:tblCellMar>
         </w:tblPrEx>
         <w:tc>
           <w:tcPr>
@@ -134,7 +140,7 @@
                           </pic:cNvPicPr>
                         </pic:nvPicPr>
                         <pic:blipFill>
-                          <a:blip r:embed="rId8"/>
+                          <a:blip r:embed="rId7"/>
                           <a:srcRect t="8886" b="22151"/>
                           <a:stretch>
                             <a:fillRect/>
@@ -992,7 +998,7 @@
               <w:rFonts w:hint="default" w:ascii="Times New Roman" w:hAnsi="Times New Roman" w:cs="Times New Roman"/>
               <w:lang w:val="en-US"/>
             </w:rPr>
-            <w:instrText xml:space="preserve"> HYPERLINK \l _Toc4925 </w:instrText>
+            <w:instrText xml:space="preserve"> HYPERLINK \l _Toc7678 </w:instrText>
           </w:r>
           <w:r>
             <w:rPr>
@@ -1016,7 +1022,7 @@
             <w:fldChar w:fldCharType="begin"/>
           </w:r>
           <w:r>
-            <w:instrText xml:space="preserve"> PAGEREF _Toc4925 \h </w:instrText>
+            <w:instrText xml:space="preserve"> PAGEREF _Toc7678 \h </w:instrText>
           </w:r>
           <w:r>
             <w:fldChar w:fldCharType="separate"/>
@@ -1056,7 +1062,7 @@
               <w:rFonts w:hint="default" w:ascii="Times New Roman" w:hAnsi="Times New Roman" w:cs="Times New Roman"/>
               <w:lang w:val="en-US"/>
             </w:rPr>
-            <w:instrText xml:space="preserve"> HYPERLINK \l _Toc3616 </w:instrText>
+            <w:instrText xml:space="preserve"> HYPERLINK \l _Toc4983 </w:instrText>
           </w:r>
           <w:r>
             <w:rPr>
@@ -1070,7 +1076,7 @@
               <w:rFonts w:hint="default"/>
               <w:lang w:val="en-US"/>
             </w:rPr>
-            <w:t>STM32 MICROCONTROLLER &amp; GPS TECHNOLOGY PCB</w:t>
+            <w:t>4 LAYER - STM32 MICROCONTROLLER &amp; GPS TECHNOLOGY PCB</w:t>
           </w:r>
           <w:r>
             <w:tab/>
@@ -1079,7 +1085,7 @@
             <w:fldChar w:fldCharType="begin"/>
           </w:r>
           <w:r>
-            <w:instrText xml:space="preserve"> PAGEREF _Toc3616 \h </w:instrText>
+            <w:instrText xml:space="preserve"> PAGEREF _Toc4983 \h </w:instrText>
           </w:r>
           <w:r>
             <w:fldChar w:fldCharType="separate"/>
@@ -1119,7 +1125,7 @@
               <w:rFonts w:hint="default" w:ascii="Times New Roman" w:hAnsi="Times New Roman" w:cs="Times New Roman"/>
               <w:lang w:val="en-US"/>
             </w:rPr>
-            <w:instrText xml:space="preserve"> HYPERLINK \l _Toc29893 </w:instrText>
+            <w:instrText xml:space="preserve"> HYPERLINK \l _Toc2159 </w:instrText>
           </w:r>
           <w:r>
             <w:rPr>
@@ -1133,7 +1139,7 @@
               <w:rFonts w:hint="default"/>
               <w:lang w:val="en-US"/>
             </w:rPr>
-            <w:t>STM32 MICROCONTROLLER PCB (STM 32F1-03C8T6 BLUE PILL)</w:t>
+            <w:t>2 LAYER - STM32 MICROCONTROLLER PCB (STM 32F1-03C8T6 BLUE PILL)</w:t>
           </w:r>
           <w:r>
             <w:tab/>
@@ -1142,13 +1148,13 @@
             <w:fldChar w:fldCharType="begin"/>
           </w:r>
           <w:r>
-            <w:instrText xml:space="preserve"> PAGEREF _Toc29893 \h </w:instrText>
+            <w:instrText xml:space="preserve"> PAGEREF _Toc2159 \h </w:instrText>
           </w:r>
           <w:r>
             <w:fldChar w:fldCharType="separate"/>
           </w:r>
           <w:r>
-            <w:t>1</w:t>
+            <w:t>5</w:t>
           </w:r>
           <w:r>
             <w:fldChar w:fldCharType="end"/>
@@ -1182,7 +1188,7 @@
               <w:rFonts w:hint="default" w:ascii="Times New Roman" w:hAnsi="Times New Roman" w:cs="Times New Roman"/>
               <w:lang w:val="en-US"/>
             </w:rPr>
-            <w:instrText xml:space="preserve"> HYPERLINK \l _Toc18072 </w:instrText>
+            <w:instrText xml:space="preserve"> HYPERLINK \l _Toc25358 </w:instrText>
           </w:r>
           <w:r>
             <w:rPr>
@@ -1196,7 +1202,7 @@
               <w:rFonts w:hint="default"/>
               <w:lang w:val="en-US"/>
             </w:rPr>
-            <w:t>LI-PO_BATTERY_CHARGER (MCP73831)</w:t>
+            <w:t>2 LAYER - USB3.0 TO GIGABIT ETHERNET ADAPTER PCB DESIGN</w:t>
           </w:r>
           <w:r>
             <w:tab/>
@@ -1205,13 +1211,13 @@
             <w:fldChar w:fldCharType="begin"/>
           </w:r>
           <w:r>
-            <w:instrText xml:space="preserve"> PAGEREF _Toc18072 \h </w:instrText>
+            <w:instrText xml:space="preserve"> PAGEREF _Toc25358 \h </w:instrText>
           </w:r>
           <w:r>
             <w:fldChar w:fldCharType="separate"/>
           </w:r>
           <w:r>
-            <w:t>4</w:t>
+            <w:t>8</w:t>
           </w:r>
           <w:r>
             <w:fldChar w:fldCharType="end"/>
@@ -1245,7 +1251,7 @@
               <w:rFonts w:hint="default" w:ascii="Times New Roman" w:hAnsi="Times New Roman" w:cs="Times New Roman"/>
               <w:lang w:val="en-US"/>
             </w:rPr>
-            <w:instrText xml:space="preserve"> HYPERLINK \l _Toc23752 </w:instrText>
+            <w:instrText xml:space="preserve"> HYPERLINK \l _Toc14730 </w:instrText>
           </w:r>
           <w:r>
             <w:rPr>
@@ -1259,7 +1265,7 @@
               <w:rFonts w:hint="default"/>
               <w:lang w:val="en-US"/>
             </w:rPr>
-            <w:t>INTRODUCTION TO KICAD PROJECT</w:t>
+            <w:t>1 LAYER - LI-PO_BATTERY_CHARGER (MCP73831)</w:t>
           </w:r>
           <w:r>
             <w:tab/>
@@ -1268,13 +1274,76 @@
             <w:fldChar w:fldCharType="begin"/>
           </w:r>
           <w:r>
-            <w:instrText xml:space="preserve"> PAGEREF _Toc23752 \h </w:instrText>
+            <w:instrText xml:space="preserve"> PAGEREF _Toc14730 \h </w:instrText>
           </w:r>
           <w:r>
             <w:fldChar w:fldCharType="separate"/>
           </w:r>
           <w:r>
-            <w:t>6</w:t>
+            <w:t>11</w:t>
+          </w:r>
+          <w:r>
+            <w:fldChar w:fldCharType="end"/>
+          </w:r>
+          <w:r>
+            <w:rPr>
+              <w:rFonts w:hint="default" w:ascii="Times New Roman" w:hAnsi="Times New Roman" w:cs="Times New Roman"/>
+              <w:color w:val="auto"/>
+              <w:lang w:val="en-US"/>
+            </w:rPr>
+            <w:fldChar w:fldCharType="end"/>
+          </w:r>
+        </w:p>
+        <w:p>
+          <w:pPr>
+            <w:pStyle w:val="23"/>
+            <w:tabs>
+              <w:tab w:val="right" w:leader="dot" w:pos="15398"/>
+            </w:tabs>
+          </w:pPr>
+          <w:r>
+            <w:rPr>
+              <w:rFonts w:hint="default" w:ascii="Times New Roman" w:hAnsi="Times New Roman" w:cs="Times New Roman"/>
+              <w:color w:val="auto"/>
+              <w:lang w:val="en-US"/>
+            </w:rPr>
+            <w:fldChar w:fldCharType="begin"/>
+          </w:r>
+          <w:r>
+            <w:rPr>
+              <w:rFonts w:hint="default" w:ascii="Times New Roman" w:hAnsi="Times New Roman" w:cs="Times New Roman"/>
+              <w:lang w:val="en-US"/>
+            </w:rPr>
+            <w:instrText xml:space="preserve"> HYPERLINK \l _Toc2622 </w:instrText>
+          </w:r>
+          <w:r>
+            <w:rPr>
+              <w:rFonts w:hint="default" w:ascii="Times New Roman" w:hAnsi="Times New Roman" w:cs="Times New Roman"/>
+              <w:lang w:val="en-US"/>
+            </w:rPr>
+            <w:fldChar w:fldCharType="separate"/>
+          </w:r>
+          <w:r>
+            <w:rPr>
+              <w:rFonts w:hint="default"/>
+              <w:lang w:val="en-US"/>
+            </w:rPr>
+            <w:t>INTRODUCTION TO KICAD</w:t>
+          </w:r>
+          <w:r>
+            <w:tab/>
+          </w:r>
+          <w:r>
+            <w:fldChar w:fldCharType="begin"/>
+          </w:r>
+          <w:r>
+            <w:instrText xml:space="preserve"> PAGEREF _Toc2622 \h </w:instrText>
+          </w:r>
+          <w:r>
+            <w:fldChar w:fldCharType="separate"/>
+          </w:r>
+          <w:r>
+            <w:t>13</w:t>
           </w:r>
           <w:r>
             <w:fldChar w:fldCharType="end"/>
@@ -1499,32 +1568,6 @@
     </w:p>
     <w:p>
       <w:pPr>
-        <w:rPr>
-          <w:rFonts w:hint="default" w:ascii="Times New Roman" w:hAnsi="Times New Roman" w:cs="Times New Roman"/>
-          <w:color w:val="auto"/>
-          <w:lang w:val="en-US"/>
-        </w:rPr>
-      </w:pPr>
-    </w:p>
-    <w:p>
-      <w:pPr>
-        <w:rPr>
-          <w:rFonts w:hint="default" w:ascii="Times New Roman" w:hAnsi="Times New Roman" w:cs="Times New Roman"/>
-          <w:color w:val="auto"/>
-          <w:lang w:val="en-US"/>
-        </w:rPr>
-        <w:sectPr>
-          <w:footerReference r:id="rId5" w:type="default"/>
-          <w:pgSz w:w="16838" w:h="11906" w:orient="landscape"/>
-          <w:pgMar w:top="720" w:right="720" w:bottom="720" w:left="720" w:header="720" w:footer="720" w:gutter="0"/>
-          <w:pgNumType w:fmt="decimal" w:start="1"/>
-          <w:cols w:space="720" w:num="1"/>
-          <w:docGrid w:linePitch="360" w:charSpace="0"/>
-        </w:sectPr>
-      </w:pPr>
-    </w:p>
-    <w:p>
-      <w:pPr>
         <w:pStyle w:val="2"/>
         <w:bidi w:val="0"/>
         <w:rPr>
@@ -1534,8 +1577,10 @@
           <w:lang w:val="en-US"/>
         </w:rPr>
       </w:pPr>
-      <w:bookmarkStart w:id="1" w:name="_Toc4925"/>
-      <w:bookmarkStart w:id="2" w:name="_Toc18023"/>
+      <w:bookmarkStart w:id="1" w:name="_Toc18023"/>
+      <w:bookmarkStart w:id="2" w:name="_Toc7678"/>
+      <w:bookmarkStart w:id="8" w:name="_GoBack"/>
+      <w:bookmarkEnd w:id="8"/>
       <w:r>
         <w:rPr>
           <w:rFonts w:hint="default"/>
@@ -1558,30 +1603,23 @@
           <w:lang w:val="en-US"/>
         </w:rPr>
       </w:pPr>
-      <w:bookmarkStart w:id="3" w:name="_Toc3616"/>
-      <w:r>
-        <w:rPr>
-          <w:rFonts w:hint="default"/>
-          <w:lang w:val="en-US"/>
-        </w:rPr>
-        <w:t>STM32 MICROCONTROLLER &amp; GPS TECHNOLOGY PCB</w:t>
-      </w:r>
-      <w:bookmarkEnd w:id="3"/>
-      <w:r>
-        <w:rPr>
-          <w:rFonts w:hint="default"/>
-          <w:lang w:val="en-US"/>
-        </w:rPr>
-        <w:t xml:space="preserve"> </w:t>
-      </w:r>
+      <w:bookmarkStart w:id="3" w:name="_Toc4983"/>
       <w:r>
         <w:rPr>
           <w:rFonts w:hint="default"/>
           <w:color w:val="FF0000"/>
           <w:lang w:val="en-US"/>
         </w:rPr>
-        <w:t>- 4 LAYERS</w:t>
-      </w:r>
+        <w:t xml:space="preserve">4 LAYER - </w:t>
+      </w:r>
+      <w:r>
+        <w:rPr>
+          <w:rFonts w:hint="default"/>
+          <w:lang w:val="en-US"/>
+        </w:rPr>
+        <w:t>STM32 MICROCONTROLLER &amp; GPS TECHNOLOGY PCB</w:t>
+      </w:r>
+      <w:bookmarkEnd w:id="3"/>
     </w:p>
     <w:p>
       <w:pPr>
@@ -1725,7 +1763,7 @@
                           </pic:cNvPicPr>
                         </pic:nvPicPr>
                         <pic:blipFill>
-                          <a:blip r:embed="rId9"/>
+                          <a:blip r:embed="rId8"/>
                           <a:stretch>
                             <a:fillRect/>
                           </a:stretch>
@@ -1745,6 +1783,28 @@
                 </wp:inline>
               </w:drawing>
             </w:r>
+          </w:p>
+          <w:p>
+            <w:pPr>
+              <w:widowControl w:val="0"/>
+              <w:bidi w:val="0"/>
+              <w:jc w:val="both"/>
+              <w:rPr>
+                <w:rFonts w:hint="default"/>
+                <w:lang w:val="en-US"/>
+              </w:rPr>
+            </w:pPr>
+          </w:p>
+          <w:p>
+            <w:pPr>
+              <w:widowControl w:val="0"/>
+              <w:bidi w:val="0"/>
+              <w:jc w:val="center"/>
+              <w:rPr>
+                <w:rFonts w:hint="default"/>
+                <w:lang w:val="en-US"/>
+              </w:rPr>
+            </w:pPr>
             <w:r>
               <w:rPr>
                 <w:rFonts w:hint="default"/>
@@ -1752,8 +1812,8 @@
               </w:rPr>
               <w:drawing>
                 <wp:inline distT="0" distB="0" distL="114300" distR="114300">
-                  <wp:extent cx="4368165" cy="3434080"/>
-                  <wp:effectExtent l="0" t="0" r="5715" b="10160"/>
+                  <wp:extent cx="3937635" cy="3095625"/>
+                  <wp:effectExtent l="0" t="0" r="9525" b="13335"/>
                   <wp:docPr id="16" name="Picture 16" descr="pbc1"/>
                   <wp:cNvGraphicFramePr>
                     <a:graphicFrameLocks xmlns:a="http://schemas.openxmlformats.org/drawingml/2006/main" noChangeAspect="1"/>
@@ -1768,7 +1828,7 @@
                           </pic:cNvPicPr>
                         </pic:nvPicPr>
                         <pic:blipFill>
-                          <a:blip r:embed="rId10"/>
+                          <a:blip r:embed="rId9"/>
                           <a:stretch>
                             <a:fillRect/>
                           </a:stretch>
@@ -1776,72 +1836,7 @@
                         <pic:spPr>
                           <a:xfrm>
                             <a:off x="0" y="0"/>
-                            <a:ext cx="4368165" cy="3434080"/>
-                          </a:xfrm>
-                          <a:prstGeom prst="rect">
-                            <a:avLst/>
-                          </a:prstGeom>
-                        </pic:spPr>
-                      </pic:pic>
-                    </a:graphicData>
-                  </a:graphic>
-                </wp:inline>
-              </w:drawing>
-            </w:r>
-          </w:p>
-          <w:p>
-            <w:pPr>
-              <w:widowControl w:val="0"/>
-              <w:bidi w:val="0"/>
-              <w:jc w:val="both"/>
-              <w:rPr>
-                <w:rFonts w:hint="default"/>
-                <w:lang w:val="en-US"/>
-              </w:rPr>
-            </w:pPr>
-          </w:p>
-          <w:p>
-            <w:pPr>
-              <w:widowControl w:val="0"/>
-              <w:bidi w:val="0"/>
-              <w:jc w:val="center"/>
-              <w:rPr>
-                <w:rFonts w:hint="default"/>
-                <w:lang w:val="en-US"/>
-              </w:rPr>
-            </w:pPr>
-            <w:r>
-              <w:rPr>
-                <w:rFonts w:hint="default"/>
-                <w:lang w:val="en-US"/>
-              </w:rPr>
-              <w:drawing>
-                <wp:inline distT="0" distB="0" distL="114300" distR="114300">
-                  <wp:extent cx="4297680" cy="3364865"/>
-                  <wp:effectExtent l="0" t="0" r="0" b="3175"/>
-                  <wp:docPr id="14" name="Picture 14" descr="pbc2"/>
-                  <wp:cNvGraphicFramePr>
-                    <a:graphicFrameLocks xmlns:a="http://schemas.openxmlformats.org/drawingml/2006/main" noChangeAspect="1"/>
-                  </wp:cNvGraphicFramePr>
-                  <a:graphic xmlns:a="http://schemas.openxmlformats.org/drawingml/2006/main">
-                    <a:graphicData uri="http://schemas.openxmlformats.org/drawingml/2006/picture">
-                      <pic:pic xmlns:pic="http://schemas.openxmlformats.org/drawingml/2006/picture">
-                        <pic:nvPicPr>
-                          <pic:cNvPr id="14" name="Picture 14" descr="pbc2"/>
-                          <pic:cNvPicPr>
-                            <a:picLocks noChangeAspect="1"/>
-                          </pic:cNvPicPr>
-                        </pic:nvPicPr>
-                        <pic:blipFill>
-                          <a:blip r:embed="rId11"/>
-                          <a:stretch>
-                            <a:fillRect/>
-                          </a:stretch>
-                        </pic:blipFill>
-                        <pic:spPr>
-                          <a:xfrm>
-                            <a:off x="0" y="0"/>
-                            <a:ext cx="4297680" cy="3364865"/>
+                            <a:ext cx="3937635" cy="3095625"/>
                           </a:xfrm>
                           <a:prstGeom prst="rect">
                             <a:avLst/>
@@ -1900,6 +1895,99 @@
               <w:jc w:val="center"/>
               <w:rPr>
                 <w:rFonts w:hint="default"/>
+                <w:lang w:val="en-US"/>
+              </w:rPr>
+            </w:pPr>
+            <w:r>
+              <w:rPr>
+                <w:rFonts w:hint="default"/>
+                <w:lang w:val="en-US"/>
+              </w:rPr>
+              <w:drawing>
+                <wp:inline distT="0" distB="0" distL="114300" distR="114300">
+                  <wp:extent cx="3933825" cy="3079750"/>
+                  <wp:effectExtent l="0" t="0" r="13335" b="13970"/>
+                  <wp:docPr id="14" name="Picture 14" descr="pbc2"/>
+                  <wp:cNvGraphicFramePr>
+                    <a:graphicFrameLocks xmlns:a="http://schemas.openxmlformats.org/drawingml/2006/main" noChangeAspect="1"/>
+                  </wp:cNvGraphicFramePr>
+                  <a:graphic xmlns:a="http://schemas.openxmlformats.org/drawingml/2006/main">
+                    <a:graphicData uri="http://schemas.openxmlformats.org/drawingml/2006/picture">
+                      <pic:pic xmlns:pic="http://schemas.openxmlformats.org/drawingml/2006/picture">
+                        <pic:nvPicPr>
+                          <pic:cNvPr id="14" name="Picture 14" descr="pbc2"/>
+                          <pic:cNvPicPr>
+                            <a:picLocks noChangeAspect="1"/>
+                          </pic:cNvPicPr>
+                        </pic:nvPicPr>
+                        <pic:blipFill>
+                          <a:blip r:embed="rId10"/>
+                          <a:stretch>
+                            <a:fillRect/>
+                          </a:stretch>
+                        </pic:blipFill>
+                        <pic:spPr>
+                          <a:xfrm>
+                            <a:off x="0" y="0"/>
+                            <a:ext cx="3933825" cy="3079750"/>
+                          </a:xfrm>
+                          <a:prstGeom prst="rect">
+                            <a:avLst/>
+                          </a:prstGeom>
+                        </pic:spPr>
+                      </pic:pic>
+                    </a:graphicData>
+                  </a:graphic>
+                </wp:inline>
+              </w:drawing>
+            </w:r>
+          </w:p>
+        </w:tc>
+        <w:tc>
+          <w:tcPr>
+            <w:tcW w:w="6049" w:type="dxa"/>
+          </w:tcPr>
+          <w:p>
+            <w:pPr>
+              <w:widowControl w:val="0"/>
+              <w:bidi w:val="0"/>
+              <w:jc w:val="both"/>
+              <w:rPr>
+                <w:rFonts w:hint="default"/>
+                <w:lang w:val="en-US"/>
+              </w:rPr>
+            </w:pPr>
+          </w:p>
+        </w:tc>
+      </w:tr>
+      <w:tr>
+        <w:tblPrEx>
+          <w:tblBorders>
+            <w:top w:val="single" w:color="auto" w:sz="4" w:space="0"/>
+            <w:left w:val="single" w:color="auto" w:sz="4" w:space="0"/>
+            <w:bottom w:val="single" w:color="auto" w:sz="4" w:space="0"/>
+            <w:right w:val="single" w:color="auto" w:sz="4" w:space="0"/>
+            <w:insideH w:val="single" w:color="auto" w:sz="4" w:space="0"/>
+            <w:insideV w:val="single" w:color="auto" w:sz="4" w:space="0"/>
+          </w:tblBorders>
+          <w:tblCellMar>
+            <w:top w:w="0" w:type="dxa"/>
+            <w:left w:w="108" w:type="dxa"/>
+            <w:bottom w:w="0" w:type="dxa"/>
+            <w:right w:w="108" w:type="dxa"/>
+          </w:tblCellMar>
+        </w:tblPrEx>
+        <w:tc>
+          <w:tcPr>
+            <w:tcW w:w="9565" w:type="dxa"/>
+          </w:tcPr>
+          <w:p>
+            <w:pPr>
+              <w:widowControl w:val="0"/>
+              <w:bidi w:val="0"/>
+              <w:jc w:val="center"/>
+              <w:rPr>
+                <w:rFonts w:hint="default"/>
                 <w:b/>
                 <w:bCs/>
                 <w:color w:val="C04F15" w:themeColor="accent2" w:themeShade="BF"/>
@@ -1924,6 +2012,9 @@
               <w:jc w:val="center"/>
               <w:rPr>
                 <w:rFonts w:hint="default"/>
+                <w:b/>
+                <w:bCs/>
+                <w:color w:val="C04F15" w:themeColor="accent2" w:themeShade="BF"/>
                 <w:lang w:val="en-US"/>
               </w:rPr>
             </w:pPr>
@@ -1934,8 +2025,8 @@
               </w:rPr>
               <w:drawing>
                 <wp:inline distT="0" distB="0" distL="114300" distR="114300">
-                  <wp:extent cx="4272280" cy="3293745"/>
-                  <wp:effectExtent l="0" t="0" r="10160" b="13335"/>
+                  <wp:extent cx="3975735" cy="3065780"/>
+                  <wp:effectExtent l="0" t="0" r="1905" b="12700"/>
                   <wp:docPr id="18" name="Picture 18" descr="3d2"/>
                   <wp:cNvGraphicFramePr>
                     <a:graphicFrameLocks xmlns:a="http://schemas.openxmlformats.org/drawingml/2006/main" noChangeAspect="1"/>
@@ -1950,7 +2041,7 @@
                           </pic:cNvPicPr>
                         </pic:nvPicPr>
                         <pic:blipFill>
-                          <a:blip r:embed="rId12"/>
+                          <a:blip r:embed="rId11"/>
                           <a:stretch>
                             <a:fillRect/>
                           </a:stretch>
@@ -1958,7 +2049,7 @@
                         <pic:spPr>
                           <a:xfrm>
                             <a:off x="0" y="0"/>
-                            <a:ext cx="4272280" cy="3293745"/>
+                            <a:ext cx="3975735" cy="3065780"/>
                           </a:xfrm>
                           <a:prstGeom prst="rect">
                             <a:avLst/>
@@ -1984,6 +2075,16 @@
                 <w:lang w:val="en-US"/>
               </w:rPr>
             </w:pPr>
+            <w:r>
+              <w:rPr>
+                <w:rFonts w:hint="default"/>
+                <w:b/>
+                <w:bCs/>
+                <w:color w:val="C04F15" w:themeColor="accent2" w:themeShade="BF"/>
+                <w:lang w:val="en-US"/>
+              </w:rPr>
+              <w:t>BOTTOM</w:t>
+            </w:r>
           </w:p>
           <w:p>
             <w:pPr>
@@ -1992,30 +2093,6 @@
               <w:jc w:val="center"/>
               <w:rPr>
                 <w:rFonts w:hint="default"/>
-                <w:b/>
-                <w:bCs/>
-                <w:color w:val="C04F15" w:themeColor="accent2" w:themeShade="BF"/>
-                <w:lang w:val="en-US"/>
-              </w:rPr>
-            </w:pPr>
-            <w:r>
-              <w:rPr>
-                <w:rFonts w:hint="default"/>
-                <w:b/>
-                <w:bCs/>
-                <w:color w:val="C04F15" w:themeColor="accent2" w:themeShade="BF"/>
-                <w:lang w:val="en-US"/>
-              </w:rPr>
-              <w:t>BOTTOM</w:t>
-            </w:r>
-          </w:p>
-          <w:p>
-            <w:pPr>
-              <w:widowControl w:val="0"/>
-              <w:bidi w:val="0"/>
-              <w:jc w:val="center"/>
-              <w:rPr>
-                <w:rFonts w:hint="default"/>
                 <w:lang w:val="en-US"/>
               </w:rPr>
             </w:pPr>
@@ -2026,8 +2103,8 @@
               </w:rPr>
               <w:drawing>
                 <wp:inline distT="0" distB="0" distL="114300" distR="114300">
-                  <wp:extent cx="4660900" cy="3390900"/>
-                  <wp:effectExtent l="0" t="0" r="2540" b="7620"/>
+                  <wp:extent cx="4068445" cy="2959735"/>
+                  <wp:effectExtent l="0" t="0" r="635" b="12065"/>
                   <wp:docPr id="22" name="Picture 22" descr="3d1"/>
                   <wp:cNvGraphicFramePr>
                     <a:graphicFrameLocks xmlns:a="http://schemas.openxmlformats.org/drawingml/2006/main" noChangeAspect="1"/>
@@ -2042,7 +2119,7 @@
                           </pic:cNvPicPr>
                         </pic:nvPicPr>
                         <pic:blipFill>
-                          <a:blip r:embed="rId13"/>
+                          <a:blip r:embed="rId12"/>
                           <a:stretch>
                             <a:fillRect/>
                           </a:stretch>
@@ -2050,7 +2127,7 @@
                         <pic:spPr>
                           <a:xfrm>
                             <a:off x="0" y="0"/>
-                            <a:ext cx="4660900" cy="3390900"/>
+                            <a:ext cx="4068445" cy="2959735"/>
                           </a:xfrm>
                           <a:prstGeom prst="rect">
                             <a:avLst/>
@@ -2146,7 +2223,7 @@
                           </pic:cNvPicPr>
                         </pic:nvPicPr>
                         <pic:blipFill>
-                          <a:blip r:embed="rId14"/>
+                          <a:blip r:embed="rId13"/>
                           <a:srcRect l="34978"/>
                           <a:stretch>
                             <a:fillRect/>
@@ -2240,7 +2317,7 @@
                           </pic:cNvPicPr>
                         </pic:nvPicPr>
                         <pic:blipFill>
-                          <a:blip r:embed="rId15"/>
+                          <a:blip r:embed="rId14"/>
                           <a:stretch>
                             <a:fillRect/>
                           </a:stretch>
@@ -2292,6 +2369,22 @@
     </w:p>
     <w:p>
       <w:pPr>
+        <w:rPr>
+          <w:rFonts w:hint="default"/>
+          <w:lang w:val="en-US"/>
+        </w:rPr>
+      </w:pPr>
+    </w:p>
+    <w:p>
+      <w:pPr>
+        <w:rPr>
+          <w:rFonts w:hint="default"/>
+          <w:lang w:val="en-US"/>
+        </w:rPr>
+      </w:pPr>
+    </w:p>
+    <w:p>
+      <w:pPr>
         <w:pStyle w:val="3"/>
         <w:bidi w:val="0"/>
         <w:rPr>
@@ -2299,30 +2392,23 @@
           <w:lang w:val="en-US"/>
         </w:rPr>
       </w:pPr>
-      <w:bookmarkStart w:id="4" w:name="_Toc29893"/>
-      <w:r>
-        <w:rPr>
-          <w:rFonts w:hint="default"/>
-          <w:lang w:val="en-US"/>
-        </w:rPr>
-        <w:t>STM32 MICROCONTROLLER PCB (STM 32F1-03C8T6 BLUE PILL)</w:t>
-      </w:r>
-      <w:bookmarkEnd w:id="4"/>
-      <w:r>
-        <w:rPr>
-          <w:rFonts w:hint="default"/>
-          <w:lang w:val="en-US"/>
-        </w:rPr>
-        <w:t xml:space="preserve"> - </w:t>
-      </w:r>
+      <w:bookmarkStart w:id="4" w:name="_Toc2159"/>
       <w:r>
         <w:rPr>
           <w:rFonts w:hint="default"/>
           <w:color w:val="FF0000"/>
           <w:lang w:val="en-US"/>
         </w:rPr>
-        <w:t>2 LAYERS</w:t>
-      </w:r>
+        <w:t xml:space="preserve">2 LAYER - </w:t>
+      </w:r>
+      <w:r>
+        <w:rPr>
+          <w:rFonts w:hint="default"/>
+          <w:lang w:val="en-US"/>
+        </w:rPr>
+        <w:t>STM32 MICROCONTROLLER PCB (STM 32F1-03C8T6 BLUE PILL)</w:t>
+      </w:r>
+      <w:bookmarkEnd w:id="4"/>
     </w:p>
     <w:p>
       <w:pPr>
@@ -2715,7 +2801,7 @@
                           </pic:cNvPicPr>
                         </pic:nvPicPr>
                         <pic:blipFill>
-                          <a:blip r:embed="rId16"/>
+                          <a:blip r:embed="rId15"/>
                           <a:stretch>
                             <a:fillRect/>
                           </a:stretch>
@@ -2815,7 +2901,7 @@
                           </pic:cNvPicPr>
                         </pic:nvPicPr>
                         <pic:blipFill>
-                          <a:blip r:embed="rId17"/>
+                          <a:blip r:embed="rId16"/>
                           <a:stretch>
                             <a:fillRect/>
                           </a:stretch>
@@ -2848,52 +2934,6 @@
                 <w:lang w:val="en-US"/>
               </w:rPr>
             </w:pPr>
-            <w:r>
-              <w:rPr>
-                <w:rFonts w:hint="default" w:ascii="Times New Roman" w:hAnsi="Times New Roman" w:cs="Times New Roman"/>
-                <w:sz w:val="24"/>
-                <w:szCs w:val="24"/>
-                <w:vertAlign w:val="baseline"/>
-                <w:lang w:val="en-US"/>
-              </w:rPr>
-              <w:drawing>
-                <wp:inline distT="0" distB="0" distL="114300" distR="114300">
-                  <wp:extent cx="4468495" cy="2750185"/>
-                  <wp:effectExtent l="0" t="0" r="12065" b="8255"/>
-                  <wp:docPr id="12" name="Picture 12" descr="pcb2"/>
-                  <wp:cNvGraphicFramePr>
-                    <a:graphicFrameLocks xmlns:a="http://schemas.openxmlformats.org/drawingml/2006/main" noChangeAspect="1"/>
-                  </wp:cNvGraphicFramePr>
-                  <a:graphic xmlns:a="http://schemas.openxmlformats.org/drawingml/2006/main">
-                    <a:graphicData uri="http://schemas.openxmlformats.org/drawingml/2006/picture">
-                      <pic:pic xmlns:pic="http://schemas.openxmlformats.org/drawingml/2006/picture">
-                        <pic:nvPicPr>
-                          <pic:cNvPr id="12" name="Picture 12" descr="pcb2"/>
-                          <pic:cNvPicPr>
-                            <a:picLocks noChangeAspect="1"/>
-                          </pic:cNvPicPr>
-                        </pic:nvPicPr>
-                        <pic:blipFill>
-                          <a:blip r:embed="rId18"/>
-                          <a:stretch>
-                            <a:fillRect/>
-                          </a:stretch>
-                        </pic:blipFill>
-                        <pic:spPr>
-                          <a:xfrm>
-                            <a:off x="0" y="0"/>
-                            <a:ext cx="4468495" cy="2750185"/>
-                          </a:xfrm>
-                          <a:prstGeom prst="rect">
-                            <a:avLst/>
-                          </a:prstGeom>
-                        </pic:spPr>
-                      </pic:pic>
-                    </a:graphicData>
-                  </a:graphic>
-                </wp:inline>
-              </w:drawing>
-            </w:r>
           </w:p>
         </w:tc>
         <w:tc>
@@ -2948,6 +2988,106 @@
                 <w:lang w:val="en-US"/>
               </w:rPr>
             </w:pPr>
+            <w:r>
+              <w:rPr>
+                <w:rFonts w:hint="default" w:ascii="Times New Roman" w:hAnsi="Times New Roman" w:cs="Times New Roman"/>
+                <w:sz w:val="24"/>
+                <w:szCs w:val="24"/>
+                <w:vertAlign w:val="baseline"/>
+                <w:lang w:val="en-US"/>
+              </w:rPr>
+              <w:drawing>
+                <wp:inline distT="0" distB="0" distL="114300" distR="114300">
+                  <wp:extent cx="4468495" cy="2750185"/>
+                  <wp:effectExtent l="0" t="0" r="12065" b="8255"/>
+                  <wp:docPr id="12" name="Picture 12" descr="pcb2"/>
+                  <wp:cNvGraphicFramePr>
+                    <a:graphicFrameLocks xmlns:a="http://schemas.openxmlformats.org/drawingml/2006/main" noChangeAspect="1"/>
+                  </wp:cNvGraphicFramePr>
+                  <a:graphic xmlns:a="http://schemas.openxmlformats.org/drawingml/2006/main">
+                    <a:graphicData uri="http://schemas.openxmlformats.org/drawingml/2006/picture">
+                      <pic:pic xmlns:pic="http://schemas.openxmlformats.org/drawingml/2006/picture">
+                        <pic:nvPicPr>
+                          <pic:cNvPr id="12" name="Picture 12" descr="pcb2"/>
+                          <pic:cNvPicPr>
+                            <a:picLocks noChangeAspect="1"/>
+                          </pic:cNvPicPr>
+                        </pic:nvPicPr>
+                        <pic:blipFill>
+                          <a:blip r:embed="rId17"/>
+                          <a:stretch>
+                            <a:fillRect/>
+                          </a:stretch>
+                        </pic:blipFill>
+                        <pic:spPr>
+                          <a:xfrm>
+                            <a:off x="0" y="0"/>
+                            <a:ext cx="4468495" cy="2750185"/>
+                          </a:xfrm>
+                          <a:prstGeom prst="rect">
+                            <a:avLst/>
+                          </a:prstGeom>
+                        </pic:spPr>
+                      </pic:pic>
+                    </a:graphicData>
+                  </a:graphic>
+                </wp:inline>
+              </w:drawing>
+            </w:r>
+          </w:p>
+        </w:tc>
+        <w:tc>
+          <w:tcPr>
+            <w:tcW w:w="7807" w:type="dxa"/>
+          </w:tcPr>
+          <w:p>
+            <w:pPr>
+              <w:widowControl w:val="0"/>
+              <w:jc w:val="both"/>
+              <w:rPr>
+                <w:rFonts w:hint="default" w:ascii="Times New Roman" w:hAnsi="Times New Roman" w:cs="Times New Roman"/>
+                <w:sz w:val="24"/>
+                <w:szCs w:val="24"/>
+                <w:vertAlign w:val="baseline"/>
+                <w:lang w:val="en-US"/>
+              </w:rPr>
+            </w:pPr>
+          </w:p>
+        </w:tc>
+      </w:tr>
+      <w:tr>
+        <w:tblPrEx>
+          <w:tblBorders>
+            <w:top w:val="single" w:color="auto" w:sz="4" w:space="0"/>
+            <w:left w:val="single" w:color="auto" w:sz="4" w:space="0"/>
+            <w:bottom w:val="single" w:color="auto" w:sz="4" w:space="0"/>
+            <w:right w:val="single" w:color="auto" w:sz="4" w:space="0"/>
+            <w:insideH w:val="single" w:color="auto" w:sz="4" w:space="0"/>
+            <w:insideV w:val="single" w:color="auto" w:sz="4" w:space="0"/>
+          </w:tblBorders>
+          <w:tblCellMar>
+            <w:top w:w="0" w:type="dxa"/>
+            <w:left w:w="108" w:type="dxa"/>
+            <w:bottom w:w="0" w:type="dxa"/>
+            <w:right w:w="108" w:type="dxa"/>
+          </w:tblCellMar>
+        </w:tblPrEx>
+        <w:tc>
+          <w:tcPr>
+            <w:tcW w:w="7807" w:type="dxa"/>
+          </w:tcPr>
+          <w:p>
+            <w:pPr>
+              <w:widowControl w:val="0"/>
+              <w:jc w:val="center"/>
+              <w:rPr>
+                <w:rFonts w:hint="default" w:ascii="Times New Roman" w:hAnsi="Times New Roman" w:cs="Times New Roman"/>
+                <w:sz w:val="24"/>
+                <w:szCs w:val="24"/>
+                <w:vertAlign w:val="baseline"/>
+                <w:lang w:val="en-US"/>
+              </w:rPr>
+            </w:pPr>
           </w:p>
           <w:p>
             <w:pPr>
@@ -2987,7 +3127,7 @@
                           </pic:cNvPicPr>
                         </pic:nvPicPr>
                         <pic:blipFill>
-                          <a:blip r:embed="rId19"/>
+                          <a:blip r:embed="rId18"/>
                           <a:stretch>
                             <a:fillRect/>
                           </a:stretch>
@@ -3058,15 +3198,530 @@
           <w:lang w:val="en-US"/>
         </w:rPr>
       </w:pPr>
-      <w:bookmarkStart w:id="5" w:name="_Toc18072"/>
+      <w:bookmarkStart w:id="5" w:name="_Toc25358"/>
       <w:r>
         <w:rPr>
           <w:rFonts w:hint="default"/>
+          <w:color w:val="FF0000"/>
+          <w:lang w:val="en-US"/>
+        </w:rPr>
+        <w:t xml:space="preserve">2 LAYER - </w:t>
+      </w:r>
+      <w:r>
+        <w:rPr>
+          <w:rFonts w:hint="default"/>
+          <w:lang w:val="en-US"/>
+        </w:rPr>
+        <w:t>USB3.0 TO GIGABIT ETHERNET ADAPTER PCB DESIGN</w:t>
+      </w:r>
+      <w:bookmarkEnd w:id="5"/>
+    </w:p>
+    <w:tbl>
+      <w:tblPr>
+        <w:tblStyle w:val="20"/>
+        <w:tblW w:w="0" w:type="auto"/>
+        <w:tblInd w:w="0" w:type="dxa"/>
+        <w:tblBorders>
+          <w:top w:val="single" w:color="auto" w:sz="4" w:space="0"/>
+          <w:left w:val="single" w:color="auto" w:sz="4" w:space="0"/>
+          <w:bottom w:val="single" w:color="auto" w:sz="4" w:space="0"/>
+          <w:right w:val="single" w:color="auto" w:sz="4" w:space="0"/>
+          <w:insideH w:val="single" w:color="auto" w:sz="4" w:space="0"/>
+          <w:insideV w:val="single" w:color="auto" w:sz="4" w:space="0"/>
+        </w:tblBorders>
+        <w:tblLayout w:type="autofit"/>
+        <w:tblCellMar>
+          <w:left w:w="108" w:type="dxa"/>
+          <w:right w:w="108" w:type="dxa"/>
+        </w:tblCellMar>
+      </w:tblPr>
+      <w:tblGrid>
+        <w:gridCol w:w="9288"/>
+        <w:gridCol w:w="6326"/>
+      </w:tblGrid>
+      <w:tr>
+        <w:tblPrEx>
+          <w:tblBorders>
+            <w:top w:val="single" w:color="auto" w:sz="4" w:space="0"/>
+            <w:left w:val="single" w:color="auto" w:sz="4" w:space="0"/>
+            <w:bottom w:val="single" w:color="auto" w:sz="4" w:space="0"/>
+            <w:right w:val="single" w:color="auto" w:sz="4" w:space="0"/>
+            <w:insideH w:val="single" w:color="auto" w:sz="4" w:space="0"/>
+            <w:insideV w:val="single" w:color="auto" w:sz="4" w:space="0"/>
+          </w:tblBorders>
+          <w:tblCellMar>
+            <w:left w:w="108" w:type="dxa"/>
+            <w:right w:w="108" w:type="dxa"/>
+          </w:tblCellMar>
+        </w:tblPrEx>
+        <w:tc>
+          <w:tcPr>
+            <w:tcW w:w="7807" w:type="dxa"/>
+          </w:tcPr>
+          <w:p>
+            <w:pPr>
+              <w:bidi w:val="0"/>
+              <w:jc w:val="center"/>
+              <w:rPr>
+                <w:rFonts w:hint="default"/>
+                <w:lang w:val="en-US"/>
+              </w:rPr>
+            </w:pPr>
+            <w:r>
+              <w:rPr>
+                <w:rFonts w:hint="default"/>
+                <w:lang w:val="en-US"/>
+              </w:rPr>
+              <w:drawing>
+                <wp:inline distT="0" distB="0" distL="114300" distR="114300">
+                  <wp:extent cx="5275580" cy="3636645"/>
+                  <wp:effectExtent l="0" t="0" r="12700" b="5715"/>
+                  <wp:docPr id="19" name="Picture 19" descr="sc"/>
+                  <wp:cNvGraphicFramePr>
+                    <a:graphicFrameLocks xmlns:a="http://schemas.openxmlformats.org/drawingml/2006/main" noChangeAspect="1"/>
+                  </wp:cNvGraphicFramePr>
+                  <a:graphic xmlns:a="http://schemas.openxmlformats.org/drawingml/2006/main">
+                    <a:graphicData uri="http://schemas.openxmlformats.org/drawingml/2006/picture">
+                      <pic:pic xmlns:pic="http://schemas.openxmlformats.org/drawingml/2006/picture">
+                        <pic:nvPicPr>
+                          <pic:cNvPr id="19" name="Picture 19" descr="sc"/>
+                          <pic:cNvPicPr>
+                            <a:picLocks noChangeAspect="1"/>
+                          </pic:cNvPicPr>
+                        </pic:nvPicPr>
+                        <pic:blipFill>
+                          <a:blip r:embed="rId19"/>
+                          <a:stretch>
+                            <a:fillRect/>
+                          </a:stretch>
+                        </pic:blipFill>
+                        <pic:spPr>
+                          <a:xfrm>
+                            <a:off x="0" y="0"/>
+                            <a:ext cx="5275580" cy="3636645"/>
+                          </a:xfrm>
+                          <a:prstGeom prst="rect">
+                            <a:avLst/>
+                          </a:prstGeom>
+                        </pic:spPr>
+                      </pic:pic>
+                    </a:graphicData>
+                  </a:graphic>
+                </wp:inline>
+              </w:drawing>
+            </w:r>
+          </w:p>
+        </w:tc>
+        <w:tc>
+          <w:tcPr>
+            <w:tcW w:w="7807" w:type="dxa"/>
+          </w:tcPr>
+          <w:p>
+            <w:pPr>
+              <w:bidi w:val="0"/>
+              <w:rPr>
+                <w:rFonts w:hint="default"/>
+                <w:lang w:val="en-US"/>
+              </w:rPr>
+            </w:pPr>
+          </w:p>
+        </w:tc>
+      </w:tr>
+      <w:tr>
+        <w:tblPrEx>
+          <w:tblBorders>
+            <w:top w:val="single" w:color="auto" w:sz="4" w:space="0"/>
+            <w:left w:val="single" w:color="auto" w:sz="4" w:space="0"/>
+            <w:bottom w:val="single" w:color="auto" w:sz="4" w:space="0"/>
+            <w:right w:val="single" w:color="auto" w:sz="4" w:space="0"/>
+            <w:insideH w:val="single" w:color="auto" w:sz="4" w:space="0"/>
+            <w:insideV w:val="single" w:color="auto" w:sz="4" w:space="0"/>
+          </w:tblBorders>
+          <w:tblCellMar>
+            <w:left w:w="108" w:type="dxa"/>
+            <w:right w:w="108" w:type="dxa"/>
+          </w:tblCellMar>
+        </w:tblPrEx>
+        <w:tc>
+          <w:tcPr>
+            <w:tcW w:w="7807" w:type="dxa"/>
+          </w:tcPr>
+          <w:p>
+            <w:pPr>
+              <w:bidi w:val="0"/>
+              <w:rPr>
+                <w:rFonts w:hint="default"/>
+                <w:lang w:val="en-US"/>
+              </w:rPr>
+            </w:pPr>
+            <w:r>
+              <w:rPr>
+                <w:rFonts w:hint="default"/>
+                <w:lang w:val="en-US"/>
+              </w:rPr>
+              <w:drawing>
+                <wp:inline distT="0" distB="0" distL="114300" distR="114300">
+                  <wp:extent cx="5725160" cy="2966085"/>
+                  <wp:effectExtent l="0" t="0" r="5080" b="5715"/>
+                  <wp:docPr id="26" name="Picture 26" descr="pc1"/>
+                  <wp:cNvGraphicFramePr>
+                    <a:graphicFrameLocks xmlns:a="http://schemas.openxmlformats.org/drawingml/2006/main" noChangeAspect="1"/>
+                  </wp:cNvGraphicFramePr>
+                  <a:graphic xmlns:a="http://schemas.openxmlformats.org/drawingml/2006/main">
+                    <a:graphicData uri="http://schemas.openxmlformats.org/drawingml/2006/picture">
+                      <pic:pic xmlns:pic="http://schemas.openxmlformats.org/drawingml/2006/picture">
+                        <pic:nvPicPr>
+                          <pic:cNvPr id="26" name="Picture 26" descr="pc1"/>
+                          <pic:cNvPicPr>
+                            <a:picLocks noChangeAspect="1"/>
+                          </pic:cNvPicPr>
+                        </pic:nvPicPr>
+                        <pic:blipFill>
+                          <a:blip r:embed="rId20"/>
+                          <a:stretch>
+                            <a:fillRect/>
+                          </a:stretch>
+                        </pic:blipFill>
+                        <pic:spPr>
+                          <a:xfrm>
+                            <a:off x="0" y="0"/>
+                            <a:ext cx="5725160" cy="2966085"/>
+                          </a:xfrm>
+                          <a:prstGeom prst="rect">
+                            <a:avLst/>
+                          </a:prstGeom>
+                        </pic:spPr>
+                      </pic:pic>
+                    </a:graphicData>
+                  </a:graphic>
+                </wp:inline>
+              </w:drawing>
+            </w:r>
+          </w:p>
+        </w:tc>
+        <w:tc>
+          <w:tcPr>
+            <w:tcW w:w="7807" w:type="dxa"/>
+          </w:tcPr>
+          <w:p>
+            <w:pPr>
+              <w:bidi w:val="0"/>
+              <w:rPr>
+                <w:rFonts w:hint="default"/>
+                <w:lang w:val="en-US"/>
+              </w:rPr>
+            </w:pPr>
+          </w:p>
+        </w:tc>
+      </w:tr>
+      <w:tr>
+        <w:tblPrEx>
+          <w:tblBorders>
+            <w:top w:val="single" w:color="auto" w:sz="4" w:space="0"/>
+            <w:left w:val="single" w:color="auto" w:sz="4" w:space="0"/>
+            <w:bottom w:val="single" w:color="auto" w:sz="4" w:space="0"/>
+            <w:right w:val="single" w:color="auto" w:sz="4" w:space="0"/>
+            <w:insideH w:val="single" w:color="auto" w:sz="4" w:space="0"/>
+            <w:insideV w:val="single" w:color="auto" w:sz="4" w:space="0"/>
+          </w:tblBorders>
+          <w:tblCellMar>
+            <w:left w:w="108" w:type="dxa"/>
+            <w:right w:w="108" w:type="dxa"/>
+          </w:tblCellMar>
+        </w:tblPrEx>
+        <w:tc>
+          <w:tcPr>
+            <w:tcW w:w="7807" w:type="dxa"/>
+          </w:tcPr>
+          <w:p>
+            <w:pPr>
+              <w:bidi w:val="0"/>
+              <w:rPr>
+                <w:rFonts w:hint="default"/>
+                <w:lang w:val="en-US"/>
+              </w:rPr>
+            </w:pPr>
+            <w:r>
+              <w:rPr>
+                <w:rFonts w:hint="default"/>
+                <w:lang w:val="en-US"/>
+              </w:rPr>
+              <w:drawing>
+                <wp:inline distT="0" distB="0" distL="114300" distR="114300">
+                  <wp:extent cx="5751830" cy="2971800"/>
+                  <wp:effectExtent l="0" t="0" r="8890" b="0"/>
+                  <wp:docPr id="25" name="Picture 25" descr="pc2"/>
+                  <wp:cNvGraphicFramePr>
+                    <a:graphicFrameLocks xmlns:a="http://schemas.openxmlformats.org/drawingml/2006/main" noChangeAspect="1"/>
+                  </wp:cNvGraphicFramePr>
+                  <a:graphic xmlns:a="http://schemas.openxmlformats.org/drawingml/2006/main">
+                    <a:graphicData uri="http://schemas.openxmlformats.org/drawingml/2006/picture">
+                      <pic:pic xmlns:pic="http://schemas.openxmlformats.org/drawingml/2006/picture">
+                        <pic:nvPicPr>
+                          <pic:cNvPr id="25" name="Picture 25" descr="pc2"/>
+                          <pic:cNvPicPr>
+                            <a:picLocks noChangeAspect="1"/>
+                          </pic:cNvPicPr>
+                        </pic:nvPicPr>
+                        <pic:blipFill>
+                          <a:blip r:embed="rId21"/>
+                          <a:stretch>
+                            <a:fillRect/>
+                          </a:stretch>
+                        </pic:blipFill>
+                        <pic:spPr>
+                          <a:xfrm>
+                            <a:off x="0" y="0"/>
+                            <a:ext cx="5751830" cy="2971800"/>
+                          </a:xfrm>
+                          <a:prstGeom prst="rect">
+                            <a:avLst/>
+                          </a:prstGeom>
+                        </pic:spPr>
+                      </pic:pic>
+                    </a:graphicData>
+                  </a:graphic>
+                </wp:inline>
+              </w:drawing>
+            </w:r>
+          </w:p>
+        </w:tc>
+        <w:tc>
+          <w:tcPr>
+            <w:tcW w:w="7807" w:type="dxa"/>
+          </w:tcPr>
+          <w:p>
+            <w:pPr>
+              <w:bidi w:val="0"/>
+              <w:rPr>
+                <w:rFonts w:hint="default"/>
+                <w:lang w:val="en-US"/>
+              </w:rPr>
+            </w:pPr>
+          </w:p>
+        </w:tc>
+      </w:tr>
+      <w:tr>
+        <w:tblPrEx>
+          <w:tblBorders>
+            <w:top w:val="single" w:color="auto" w:sz="4" w:space="0"/>
+            <w:left w:val="single" w:color="auto" w:sz="4" w:space="0"/>
+            <w:bottom w:val="single" w:color="auto" w:sz="4" w:space="0"/>
+            <w:right w:val="single" w:color="auto" w:sz="4" w:space="0"/>
+            <w:insideH w:val="single" w:color="auto" w:sz="4" w:space="0"/>
+            <w:insideV w:val="single" w:color="auto" w:sz="4" w:space="0"/>
+          </w:tblBorders>
+          <w:tblCellMar>
+            <w:left w:w="108" w:type="dxa"/>
+            <w:right w:w="108" w:type="dxa"/>
+          </w:tblCellMar>
+        </w:tblPrEx>
+        <w:tc>
+          <w:tcPr>
+            <w:tcW w:w="7807" w:type="dxa"/>
+          </w:tcPr>
+          <w:p>
+            <w:pPr>
+              <w:bidi w:val="0"/>
+              <w:rPr>
+                <w:rFonts w:hint="default"/>
+                <w:lang w:val="en-US"/>
+              </w:rPr>
+            </w:pPr>
+            <w:r>
+              <w:rPr>
+                <w:rFonts w:hint="default"/>
+                <w:lang w:val="en-US"/>
+              </w:rPr>
+              <w:drawing>
+                <wp:inline distT="0" distB="0" distL="114300" distR="114300">
+                  <wp:extent cx="5638165" cy="2665095"/>
+                  <wp:effectExtent l="0" t="0" r="635" b="1905"/>
+                  <wp:docPr id="28" name="Picture 28" descr="3d"/>
+                  <wp:cNvGraphicFramePr>
+                    <a:graphicFrameLocks xmlns:a="http://schemas.openxmlformats.org/drawingml/2006/main" noChangeAspect="1"/>
+                  </wp:cNvGraphicFramePr>
+                  <a:graphic xmlns:a="http://schemas.openxmlformats.org/drawingml/2006/main">
+                    <a:graphicData uri="http://schemas.openxmlformats.org/drawingml/2006/picture">
+                      <pic:pic xmlns:pic="http://schemas.openxmlformats.org/drawingml/2006/picture">
+                        <pic:nvPicPr>
+                          <pic:cNvPr id="28" name="Picture 28" descr="3d"/>
+                          <pic:cNvPicPr>
+                            <a:picLocks noChangeAspect="1"/>
+                          </pic:cNvPicPr>
+                        </pic:nvPicPr>
+                        <pic:blipFill>
+                          <a:blip r:embed="rId22"/>
+                          <a:stretch>
+                            <a:fillRect/>
+                          </a:stretch>
+                        </pic:blipFill>
+                        <pic:spPr>
+                          <a:xfrm>
+                            <a:off x="0" y="0"/>
+                            <a:ext cx="5638165" cy="2665095"/>
+                          </a:xfrm>
+                          <a:prstGeom prst="rect">
+                            <a:avLst/>
+                          </a:prstGeom>
+                        </pic:spPr>
+                      </pic:pic>
+                    </a:graphicData>
+                  </a:graphic>
+                </wp:inline>
+              </w:drawing>
+            </w:r>
+          </w:p>
+        </w:tc>
+        <w:tc>
+          <w:tcPr>
+            <w:tcW w:w="7807" w:type="dxa"/>
+          </w:tcPr>
+          <w:p>
+            <w:pPr>
+              <w:bidi w:val="0"/>
+              <w:rPr>
+                <w:rFonts w:hint="default"/>
+                <w:lang w:val="en-US"/>
+              </w:rPr>
+            </w:pPr>
+          </w:p>
+        </w:tc>
+      </w:tr>
+      <w:tr>
+        <w:tblPrEx>
+          <w:tblBorders>
+            <w:top w:val="single" w:color="auto" w:sz="4" w:space="0"/>
+            <w:left w:val="single" w:color="auto" w:sz="4" w:space="0"/>
+            <w:bottom w:val="single" w:color="auto" w:sz="4" w:space="0"/>
+            <w:right w:val="single" w:color="auto" w:sz="4" w:space="0"/>
+            <w:insideH w:val="single" w:color="auto" w:sz="4" w:space="0"/>
+            <w:insideV w:val="single" w:color="auto" w:sz="4" w:space="0"/>
+          </w:tblBorders>
+          <w:tblCellMar>
+            <w:left w:w="108" w:type="dxa"/>
+            <w:right w:w="108" w:type="dxa"/>
+          </w:tblCellMar>
+        </w:tblPrEx>
+        <w:tc>
+          <w:tcPr>
+            <w:tcW w:w="7807" w:type="dxa"/>
+          </w:tcPr>
+          <w:p>
+            <w:pPr>
+              <w:bidi w:val="0"/>
+              <w:jc w:val="center"/>
+              <w:rPr>
+                <w:rFonts w:hint="default"/>
+                <w:lang w:val="en-US"/>
+              </w:rPr>
+            </w:pPr>
+            <w:r>
+              <w:rPr>
+                <w:rFonts w:hint="default"/>
+                <w:lang w:val="en-US"/>
+              </w:rPr>
+              <w:drawing>
+                <wp:inline distT="0" distB="0" distL="114300" distR="114300">
+                  <wp:extent cx="4956810" cy="2875915"/>
+                  <wp:effectExtent l="0" t="0" r="11430" b="4445"/>
+                  <wp:docPr id="34" name="Picture 34" descr="ERC"/>
+                  <wp:cNvGraphicFramePr>
+                    <a:graphicFrameLocks xmlns:a="http://schemas.openxmlformats.org/drawingml/2006/main" noChangeAspect="1"/>
+                  </wp:cNvGraphicFramePr>
+                  <a:graphic xmlns:a="http://schemas.openxmlformats.org/drawingml/2006/main">
+                    <a:graphicData uri="http://schemas.openxmlformats.org/drawingml/2006/picture">
+                      <pic:pic xmlns:pic="http://schemas.openxmlformats.org/drawingml/2006/picture">
+                        <pic:nvPicPr>
+                          <pic:cNvPr id="34" name="Picture 34" descr="ERC"/>
+                          <pic:cNvPicPr>
+                            <a:picLocks noChangeAspect="1"/>
+                          </pic:cNvPicPr>
+                        </pic:nvPicPr>
+                        <pic:blipFill>
+                          <a:blip r:embed="rId23"/>
+                          <a:stretch>
+                            <a:fillRect/>
+                          </a:stretch>
+                        </pic:blipFill>
+                        <pic:spPr>
+                          <a:xfrm>
+                            <a:off x="0" y="0"/>
+                            <a:ext cx="4956810" cy="2875915"/>
+                          </a:xfrm>
+                          <a:prstGeom prst="rect">
+                            <a:avLst/>
+                          </a:prstGeom>
+                        </pic:spPr>
+                      </pic:pic>
+                    </a:graphicData>
+                  </a:graphic>
+                </wp:inline>
+              </w:drawing>
+            </w:r>
+          </w:p>
+        </w:tc>
+        <w:tc>
+          <w:tcPr>
+            <w:tcW w:w="7807" w:type="dxa"/>
+          </w:tcPr>
+          <w:p>
+            <w:pPr>
+              <w:bidi w:val="0"/>
+              <w:rPr>
+                <w:rFonts w:hint="default"/>
+                <w:lang w:val="en-US"/>
+              </w:rPr>
+            </w:pPr>
+          </w:p>
+        </w:tc>
+      </w:tr>
+    </w:tbl>
+    <w:p>
+      <w:pPr>
+        <w:pStyle w:val="3"/>
+        <w:bidi w:val="0"/>
+        <w:rPr>
+          <w:rFonts w:hint="default"/>
+          <w:color w:val="FF0000"/>
+          <w:lang w:val="en-US"/>
+        </w:rPr>
+      </w:pPr>
+    </w:p>
+    <w:p>
+      <w:pPr>
+        <w:rPr>
+          <w:rFonts w:hint="default"/>
+          <w:lang w:val="en-US"/>
+        </w:rPr>
+      </w:pPr>
+    </w:p>
+    <w:p>
+      <w:pPr>
+        <w:pStyle w:val="3"/>
+        <w:bidi w:val="0"/>
+        <w:rPr>
+          <w:rFonts w:hint="default"/>
+          <w:lang w:val="en-US"/>
+        </w:rPr>
+      </w:pPr>
+      <w:bookmarkStart w:id="6" w:name="_Toc14730"/>
+      <w:r>
+        <w:rPr>
+          <w:rFonts w:hint="default"/>
+          <w:color w:val="FF0000"/>
+          <w:lang w:val="en-US"/>
+        </w:rPr>
+        <w:t xml:space="preserve">1 LAYER - </w:t>
+      </w:r>
+      <w:r>
+        <w:rPr>
+          <w:rFonts w:hint="default"/>
           <w:lang w:val="en-US"/>
         </w:rPr>
         <w:t>LI-PO_BATTERY_CHARGER (MCP73831)</w:t>
       </w:r>
-      <w:bookmarkEnd w:id="5"/>
+      <w:bookmarkEnd w:id="6"/>
     </w:p>
     <w:p>
       <w:pPr>
@@ -3309,12 +3964,6 @@
             <w:insideH w:val="single" w:color="auto" w:sz="4" w:space="0"/>
             <w:insideV w:val="single" w:color="auto" w:sz="4" w:space="0"/>
           </w:tblBorders>
-          <w:tblCellMar>
-            <w:top w:w="0" w:type="dxa"/>
-            <w:left w:w="108" w:type="dxa"/>
-            <w:bottom w:w="0" w:type="dxa"/>
-            <w:right w:w="108" w:type="dxa"/>
-          </w:tblCellMar>
         </w:tblPrEx>
         <w:tc>
           <w:tcPr>
@@ -3357,7 +4006,7 @@
                           </pic:cNvPicPr>
                         </pic:nvPicPr>
                         <pic:blipFill>
-                          <a:blip r:embed="rId20"/>
+                          <a:blip r:embed="rId24"/>
                           <a:stretch>
                             <a:fillRect/>
                           </a:stretch>
@@ -3584,7 +4233,7 @@
                           </pic:cNvPicPr>
                         </pic:nvPicPr>
                         <pic:blipFill>
-                          <a:blip r:embed="rId21"/>
+                          <a:blip r:embed="rId25"/>
                           <a:stretch>
                             <a:fillRect/>
                           </a:stretch>
@@ -3800,7 +4449,7 @@
                           </pic:cNvPicPr>
                         </pic:nvPicPr>
                         <pic:blipFill>
-                          <a:blip r:embed="rId22"/>
+                          <a:blip r:embed="rId26"/>
                           <a:stretch>
                             <a:fillRect/>
                           </a:stretch>
@@ -3891,7 +4540,7 @@
           <w:lang w:val="en-US"/>
         </w:rPr>
       </w:pPr>
-      <w:bookmarkStart w:id="6" w:name="_Toc23752"/>
+      <w:bookmarkStart w:id="7" w:name="_Toc2622"/>
       <w:r>
         <w:rPr>
           <w:rFonts w:hint="default"/>
@@ -3899,7 +4548,7 @@
         </w:rPr>
         <w:t>INTRODUCTION TO KICAD</w:t>
       </w:r>
-      <w:bookmarkEnd w:id="6"/>
+      <w:bookmarkEnd w:id="7"/>
     </w:p>
     <w:p>
       <w:pPr>
@@ -4024,7 +4673,7 @@
                           </pic:cNvPicPr>
                         </pic:nvPicPr>
                         <pic:blipFill>
-                          <a:blip r:embed="rId23"/>
+                          <a:blip r:embed="rId27"/>
                           <a:stretch>
                             <a:fillRect/>
                           </a:stretch>
@@ -4121,7 +4770,7 @@
                           </pic:cNvPicPr>
                         </pic:nvPicPr>
                         <pic:blipFill>
-                          <a:blip r:embed="rId24"/>
+                          <a:blip r:embed="rId28"/>
                           <a:stretch>
                             <a:fillRect/>
                           </a:stretch>
@@ -4322,7 +4971,7 @@
                           </pic:cNvPicPr>
                         </pic:nvPicPr>
                         <pic:blipFill>
-                          <a:blip r:embed="rId25"/>
+                          <a:blip r:embed="rId29"/>
                           <a:stretch>
                             <a:fillRect/>
                           </a:stretch>
@@ -4691,8 +5340,6 @@
         </w:rPr>
         <w:t>Overview</w:t>
       </w:r>
-      <w:bookmarkStart w:id="7" w:name="_GoBack"/>
-      <w:bookmarkEnd w:id="7"/>
     </w:p>
     <w:p>
       <w:pPr>
@@ -5187,9 +5834,9 @@
     </w:p>
     <w:p/>
     <w:sectPr>
-      <w:footerReference r:id="rId6" w:type="default"/>
+      <w:footerReference r:id="rId5" w:type="default"/>
       <w:pgSz w:w="16838" w:h="11906" w:orient="landscape"/>
-      <w:pgMar w:top="720" w:right="720" w:bottom="720" w:left="720" w:header="720" w:footer="720" w:gutter="0"/>
+      <w:pgMar w:top="624" w:right="720" w:bottom="624" w:left="720" w:header="720" w:footer="720" w:gutter="0"/>
       <w:pgNumType w:fmt="decimal" w:start="1"/>
       <w:cols w:space="720" w:num="1"/>
       <w:docGrid w:linePitch="360" w:charSpace="0"/>
@@ -5224,136 +5871,6 @@
 </file>
 
 <file path=word/footer1.xml><?xml version="1.0" encoding="utf-8"?>
-<w:ftr xmlns:wpc="http://schemas.microsoft.com/office/word/2010/wordprocessingCanvas" xmlns:mc="http://schemas.openxmlformats.org/markup-compatibility/2006" xmlns:o="urn:schemas-microsoft-com:office:office" xmlns:r="http://schemas.openxmlformats.org/officeDocument/2006/relationships" xmlns:m="http://schemas.openxmlformats.org/officeDocument/2006/math" xmlns:v="urn:schemas-microsoft-com:vml" xmlns:wp14="http://schemas.microsoft.com/office/word/2010/wordprocessingDrawing" xmlns:wp="http://schemas.openxmlformats.org/drawingml/2006/wordprocessingDrawing" xmlns:w10="urn:schemas-microsoft-com:office:word" xmlns:w="http://schemas.openxmlformats.org/wordprocessingml/2006/main" xmlns:w14="http://schemas.microsoft.com/office/word/2010/wordml" xmlns:w15="http://schemas.microsoft.com/office/word/2012/wordml" xmlns:wpg="http://schemas.microsoft.com/office/word/2010/wordprocessingGroup" xmlns:wpi="http://schemas.microsoft.com/office/word/2010/wordprocessingInk" xmlns:wne="http://schemas.microsoft.com/office/word/2006/wordml" xmlns:wps="http://schemas.microsoft.com/office/word/2010/wordprocessingShape" xmlns:wpsCustomData="http://www.wps.cn/officeDocument/2013/wpsCustomData" mc:Ignorable="w14 w15 wp14">
-  <w:p>
-    <w:pPr>
-      <w:pStyle w:val="14"/>
-    </w:pPr>
-    <w:r>
-      <w:rPr>
-        <w:sz w:val="18"/>
-      </w:rPr>
-      <mc:AlternateContent>
-        <mc:Choice Requires="wps">
-          <w:drawing>
-            <wp:anchor distT="0" distB="0" distL="114300" distR="114300" simplePos="0" relativeHeight="251661312" behindDoc="0" locked="0" layoutInCell="1" allowOverlap="1">
-              <wp:simplePos x="0" y="0"/>
-              <wp:positionH relativeFrom="margin">
-                <wp:align>center</wp:align>
-              </wp:positionH>
-              <wp:positionV relativeFrom="paragraph">
-                <wp:posOffset>0</wp:posOffset>
-              </wp:positionV>
-              <wp:extent cx="1828800" cy="1828800"/>
-              <wp:effectExtent l="0" t="0" r="0" b="0"/>
-              <wp:wrapNone/>
-              <wp:docPr id="10" name="Text Box 10"/>
-              <wp:cNvGraphicFramePr/>
-              <a:graphic xmlns:a="http://schemas.openxmlformats.org/drawingml/2006/main">
-                <a:graphicData uri="http://schemas.microsoft.com/office/word/2010/wordprocessingShape">
-                  <wps:wsp>
-                    <wps:cNvSpPr txBox="1"/>
-                    <wps:spPr>
-                      <a:xfrm>
-                        <a:off x="0" y="0"/>
-                        <a:ext cx="1828800" cy="1828800"/>
-                      </a:xfrm>
-                      <a:prstGeom prst="rect">
-                        <a:avLst/>
-                      </a:prstGeom>
-                      <a:noFill/>
-                      <a:ln w="6350">
-                        <a:noFill/>
-                      </a:ln>
-                    </wps:spPr>
-                    <wps:style>
-                      <a:lnRef idx="0">
-                        <a:schemeClr val="accent1"/>
-                      </a:lnRef>
-                      <a:fillRef idx="0">
-                        <a:schemeClr val="accent1"/>
-                      </a:fillRef>
-                      <a:effectRef idx="0">
-                        <a:schemeClr val="accent1"/>
-                      </a:effectRef>
-                      <a:fontRef idx="minor">
-                        <a:schemeClr val="dk1"/>
-                      </a:fontRef>
-                    </wps:style>
-                    <wps:txbx>
-                      <w:txbxContent>
-                        <w:p>
-                          <w:pPr>
-                            <w:pStyle w:val="14"/>
-                          </w:pPr>
-                          <w:r>
-                            <w:fldChar w:fldCharType="begin"/>
-                          </w:r>
-                          <w:r>
-                            <w:instrText xml:space="preserve"> PAGE  \* MERGEFORMAT </w:instrText>
-                          </w:r>
-                          <w:r>
-                            <w:fldChar w:fldCharType="separate"/>
-                          </w:r>
-                          <w:r>
-                            <w:t>1</w:t>
-                          </w:r>
-                          <w:r>
-                            <w:fldChar w:fldCharType="end"/>
-                          </w:r>
-                        </w:p>
-                      </w:txbxContent>
-                    </wps:txbx>
-                    <wps:bodyPr rot="0" spcFirstLastPara="0" vertOverflow="overflow" horzOverflow="overflow" vert="horz" wrap="none" lIns="0" tIns="0" rIns="0" bIns="0" numCol="1" spcCol="0" rtlCol="0" fromWordArt="0" anchor="t" anchorCtr="0" forceAA="0" upright="0" compatLnSpc="1">
-                      <a:spAutoFit/>
-                    </wps:bodyPr>
-                  </wps:wsp>
-                </a:graphicData>
-              </a:graphic>
-            </wp:anchor>
-          </w:drawing>
-        </mc:Choice>
-        <mc:Fallback>
-          <w:pict>
-            <v:shape id="_x0000_s1026" o:spid="_x0000_s1026" o:spt="202" type="#_x0000_t202" style="position:absolute;left:0pt;margin-top:0pt;height:144pt;width:144pt;mso-position-horizontal:center;mso-position-horizontal-relative:margin;mso-wrap-style:none;z-index:251661312;mso-width-relative:page;mso-height-relative:page;" filled="f" stroked="f" coordsize="21600,21600" o:gfxdata="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">
-              <v:fill on="f" focussize="0,0"/>
-              <v:stroke on="f" weight="0.5pt"/>
-              <v:imagedata o:title=""/>
-              <o:lock v:ext="edit" aspectratio="f"/>
-              <v:textbox inset="0mm,0mm,0mm,0mm" style="mso-fit-shape-to-text:t;">
-                <w:txbxContent>
-                  <w:p>
-                    <w:pPr>
-                      <w:pStyle w:val="14"/>
-                    </w:pPr>
-                    <w:r>
-                      <w:fldChar w:fldCharType="begin"/>
-                    </w:r>
-                    <w:r>
-                      <w:instrText xml:space="preserve"> PAGE  \* MERGEFORMAT </w:instrText>
-                    </w:r>
-                    <w:r>
-                      <w:fldChar w:fldCharType="separate"/>
-                    </w:r>
-                    <w:r>
-                      <w:t>1</w:t>
-                    </w:r>
-                    <w:r>
-                      <w:fldChar w:fldCharType="end"/>
-                    </w:r>
-                  </w:p>
-                </w:txbxContent>
-              </v:textbox>
-            </v:shape>
-          </w:pict>
-        </mc:Fallback>
-      </mc:AlternateContent>
-    </w:r>
-  </w:p>
-</w:ftr>
-</file>
-
-<file path=word/footer2.xml><?xml version="1.0" encoding="utf-8"?>
 <w:ftr xmlns:wpc="http://schemas.microsoft.com/office/word/2010/wordprocessingCanvas" xmlns:mc="http://schemas.openxmlformats.org/markup-compatibility/2006" xmlns:o="urn:schemas-microsoft-com:office:office" xmlns:r="http://schemas.openxmlformats.org/officeDocument/2006/relationships" xmlns:m="http://schemas.openxmlformats.org/officeDocument/2006/math" xmlns:v="urn:schemas-microsoft-com:vml" xmlns:wp14="http://schemas.microsoft.com/office/word/2010/wordprocessingDrawing" xmlns:wp="http://schemas.openxmlformats.org/drawingml/2006/wordprocessingDrawing" xmlns:w10="urn:schemas-microsoft-com:office:word" xmlns:w="http://schemas.openxmlformats.org/wordprocessingml/2006/main" xmlns:w14="http://schemas.microsoft.com/office/word/2010/wordml" xmlns:w15="http://schemas.microsoft.com/office/word/2012/wordml" xmlns:wpg="http://schemas.microsoft.com/office/word/2010/wordprocessingGroup" xmlns:wpi="http://schemas.microsoft.com/office/word/2010/wordprocessingInk" xmlns:wne="http://schemas.microsoft.com/office/word/2006/wordml" xmlns:wps="http://schemas.microsoft.com/office/word/2010/wordprocessingShape" xmlns:wpsCustomData="http://www.wps.cn/officeDocument/2013/wpsCustomData" mc:Ignorable="w14 w15 wp14">
   <w:p>
     <w:pPr>
@@ -6997,7 +7514,6 @@
 <s:customData xmlns="http://www.wps.cn/officeDocument/2013/wpsCustomData" xmlns:s="http://www.wps.cn/officeDocument/2013/wpsCustomData">
   <customSectProps>
     <customSectPr/>
-    <customSectPr/>
   </customSectProps>
   <customShpExts>
     <customShpInfo spid="_x0000_s1026" textRotate="1"/>
